--- a/content/chem/felix/topic-01-part-4-lq-set-2/Topic-01-Part-4-set-2.docx
+++ b/content/chem/felix/topic-01-part-4-lq-set-2/Topic-01-Part-4-set-2.docx
@@ -11,7 +11,7 @@
           <w:b/>
           <w:sz w:val="28"/>
         </w:rPr>
-        <w:t>Topic 01 Part 4 set 2</w:t>
+        <w:t>Topic 01 Part 4 LQ</w:t>
       </w:r>
     </w:p>
     <w:p>
